--- a/testdata/risk_report_8083890e3.docx
+++ b/testdata/risk_report_8083890e3.docx
@@ -60,6 +60,57 @@
       </w:pPr>
       <w:r>
         <w:rPr>
+          <w:sz w:val="22"/>
+        </w:rPr>
+        <mc:AlternateContent>
+          <mc:Choice Requires="wps">
+            <w:drawing>
+              <wp:anchor distT="0" distB="0" distL="114300" distR="114300" simplePos="0" relativeHeight="251663360" behindDoc="0" locked="0" layoutInCell="1" allowOverlap="1">
+                <wp:simplePos x="0" y="0"/>
+                <wp:positionH relativeFrom="column">
+                  <wp:posOffset>6361430</wp:posOffset>
+                </wp:positionH>
+                <wp:positionV relativeFrom="paragraph">
+                  <wp:posOffset>17145</wp:posOffset>
+                </wp:positionV>
+                <wp:extent cx="1543685" cy="2061845"/>
+                <wp:effectExtent l="13335" t="13335" r="24130" b="20320"/>
+                <wp:wrapNone/>
+                <wp:docPr id="5" name="墨迹 5"/>
+                <wp:cNvGraphicFramePr/>
+                <a:graphic xmlns:a="http://schemas.openxmlformats.org/drawingml/2006/main">
+                  <a:graphicData uri="http://schemas.microsoft.com/office/word/2010/wordprocessingInk">
+                    <mc:AlternateContent xmlns:a14="http://schemas.microsoft.com/office/drawing/2010/main">
+                      <mc:Choice Requires="a14">
+                        <w14:contentPart bwMode="clr" r:id="rId10">
+                          <w14:nvContentPartPr>
+                            <w14:cNvPr id="5" name="墨迹 5"/>
+                            <w14:cNvContentPartPr/>
+                          </w14:nvContentPartPr>
+                          <w14:xfrm>
+                            <a:off x="7504430" y="3630930"/>
+                            <a:ext cx="1543685" cy="2061845"/>
+                          </w14:xfrm>
+                        </w14:contentPart>
+                      </mc:Choice>
+                    </mc:AlternateContent>
+                  </a:graphicData>
+                </a:graphic>
+              </wp:anchor>
+            </w:drawing>
+          </mc:Choice>
+          <mc:Fallback>
+            <w:pict>
+              <v:shape id="_x0000_s1026" o:spid="_x0000_s1026" o:spt="75" style="position:absolute;left:0pt;margin-left:500.9pt;margin-top:1.35pt;height:162.35pt;width:121.55pt;z-index:251663360;mso-width-relative:page;mso-height-relative:page;" coordsize="21600,21600" o:gfxdata="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">
+                <v:imagedata r:id="rId11" o:title=""/>
+                <o:lock v:ext="edit"/>
+              </v:shape>
+            </w:pict>
+          </mc:Fallback>
+        </mc:AlternateContent>
+      </w:r>
+      <w:r>
+        <w:rPr>
           <w:rFonts w:hint="eastAsia" w:ascii="华文细黑" w:hAnsi="华文细黑" w:eastAsia="华文细黑" w:cs="华文细黑"/>
         </w:rPr>
         <w:t>设备ID：192.168.5.73</w:t>
@@ -338,6 +389,58 @@
           <w:rFonts w:hint="eastAsia" w:ascii="华文细黑" w:hAnsi="华文细黑" w:eastAsia="华文细黑" w:cs="华文细黑"/>
         </w:rPr>
       </w:pPr>
+      <w:r>
+        <w:rPr>
+          <w:rFonts w:hint="eastAsia" w:ascii="华文细黑" w:hAnsi="华文细黑" w:eastAsia="华文细黑" w:cs="华文细黑"/>
+          <w:sz w:val="22"/>
+        </w:rPr>
+        <mc:AlternateContent>
+          <mc:Choice Requires="wps">
+            <w:drawing>
+              <wp:anchor distT="0" distB="0" distL="114300" distR="114300" simplePos="0" relativeHeight="251662336" behindDoc="0" locked="0" layoutInCell="1" allowOverlap="1">
+                <wp:simplePos x="0" y="0"/>
+                <wp:positionH relativeFrom="column">
+                  <wp:posOffset>6053455</wp:posOffset>
+                </wp:positionH>
+                <wp:positionV relativeFrom="paragraph">
+                  <wp:posOffset>397510</wp:posOffset>
+                </wp:positionV>
+                <wp:extent cx="1172210" cy="941070"/>
+                <wp:effectExtent l="13335" t="13335" r="14605" b="17145"/>
+                <wp:wrapNone/>
+                <wp:docPr id="9" name="墨迹 9"/>
+                <wp:cNvGraphicFramePr/>
+                <a:graphic xmlns:a="http://schemas.openxmlformats.org/drawingml/2006/main">
+                  <a:graphicData uri="http://schemas.microsoft.com/office/word/2010/wordprocessingInk">
+                    <mc:AlternateContent xmlns:a14="http://schemas.microsoft.com/office/drawing/2010/main">
+                      <mc:Choice Requires="a14">
+                        <w14:contentPart bwMode="clr" r:id="rId12">
+                          <w14:nvContentPartPr>
+                            <w14:cNvPr id="9" name="墨迹 9"/>
+                            <w14:cNvContentPartPr/>
+                          </w14:nvContentPartPr>
+                          <w14:xfrm>
+                            <a:off x="7336155" y="2626995"/>
+                            <a:ext cx="1172210" cy="941070"/>
+                          </w14:xfrm>
+                        </w14:contentPart>
+                      </mc:Choice>
+                    </mc:AlternateContent>
+                  </a:graphicData>
+                </a:graphic>
+              </wp:anchor>
+            </w:drawing>
+          </mc:Choice>
+          <mc:Fallback>
+            <w:pict>
+              <v:shape id="_x0000_s1026" o:spid="_x0000_s1026" o:spt="75" style="position:absolute;left:0pt;margin-left:476.65pt;margin-top:31.3pt;height:74.1pt;width:92.3pt;z-index:251662336;mso-width-relative:page;mso-height-relative:page;" coordsize="21600,21600" o:gfxdata="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">
+                <v:imagedata r:id="rId13" o:title=""/>
+                <o:lock v:ext="edit"/>
+              </v:shape>
+            </w:pict>
+          </mc:Fallback>
+        </mc:AlternateContent>
+      </w:r>
       <w:r>
         <w:rPr>
           <w:rFonts w:hint="eastAsia" w:ascii="华文细黑" w:hAnsi="华文细黑" w:eastAsia="华文细黑" w:cs="华文细黑"/>
@@ -814,214 +917,6 @@
         <mc:AlternateContent>
           <mc:Choice Requires="wps">
             <w:drawing>
-              <wp:anchor distT="0" distB="0" distL="114300" distR="114300" simplePos="0" relativeHeight="251664384" behindDoc="0" locked="0" layoutInCell="1" allowOverlap="1">
-                <wp:simplePos x="0" y="0"/>
-                <wp:positionH relativeFrom="column">
-                  <wp:posOffset>3915410</wp:posOffset>
-                </wp:positionH>
-                <wp:positionV relativeFrom="paragraph">
-                  <wp:posOffset>1369695</wp:posOffset>
-                </wp:positionV>
-                <wp:extent cx="635" cy="635"/>
-                <wp:effectExtent l="12700" t="12700" r="24765" b="15240"/>
-                <wp:wrapNone/>
-                <wp:docPr id="10" name="墨迹 10"/>
-                <wp:cNvGraphicFramePr/>
-                <a:graphic xmlns:a="http://schemas.openxmlformats.org/drawingml/2006/main">
-                  <a:graphicData uri="http://schemas.microsoft.com/office/word/2010/wordprocessingInk">
-                    <mc:AlternateContent xmlns:a14="http://schemas.microsoft.com/office/drawing/2010/main">
-                      <mc:Choice Requires="a14">
-                        <w14:contentPart bwMode="clr" r:id="rId10">
-                          <w14:nvContentPartPr>
-                            <w14:cNvPr id="10" name="墨迹 10"/>
-                            <w14:cNvContentPartPr/>
-                          </w14:nvContentPartPr>
-                          <w14:xfrm>
-                            <a:off x="5058410" y="3721735"/>
-                            <a:ext cx="635" cy="635"/>
-                          </w14:xfrm>
-                        </w14:contentPart>
-                      </mc:Choice>
-                    </mc:AlternateContent>
-                  </a:graphicData>
-                </a:graphic>
-              </wp:anchor>
-            </w:drawing>
-          </mc:Choice>
-          <mc:Fallback>
-            <w:pict>
-              <v:shape id="_x0000_s1026" o:spid="_x0000_s1026" o:spt="75" style="position:absolute;left:0pt;margin-left:308.3pt;margin-top:107.85pt;height:0.05pt;width:0.05pt;z-index:251664384;mso-width-relative:page;mso-height-relative:page;" coordsize="21600,21600" o:gfxdata="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">
-                <v:imagedata r:id="rId11" o:title=""/>
-                <o:lock v:ext="edit"/>
-              </v:shape>
-            </w:pict>
-          </mc:Fallback>
-        </mc:AlternateContent>
-      </w:r>
-      <w:r>
-        <w:rPr>
-          <w:rFonts w:hint="eastAsia" w:ascii="华文细黑" w:hAnsi="华文细黑" w:eastAsia="华文细黑" w:cs="华文细黑"/>
-          <w:sz w:val="22"/>
-        </w:rPr>
-        <mc:AlternateContent>
-          <mc:Choice Requires="wps">
-            <w:drawing>
-              <wp:anchor distT="0" distB="0" distL="114300" distR="114300" simplePos="0" relativeHeight="251663360" behindDoc="0" locked="0" layoutInCell="1" allowOverlap="1">
-                <wp:simplePos x="0" y="0"/>
-                <wp:positionH relativeFrom="column">
-                  <wp:posOffset>6193155</wp:posOffset>
-                </wp:positionH>
-                <wp:positionV relativeFrom="paragraph">
-                  <wp:posOffset>274955</wp:posOffset>
-                </wp:positionV>
-                <wp:extent cx="1172210" cy="941070"/>
-                <wp:effectExtent l="13335" t="13335" r="14605" b="17145"/>
-                <wp:wrapNone/>
-                <wp:docPr id="9" name="墨迹 9"/>
-                <wp:cNvGraphicFramePr/>
-                <a:graphic xmlns:a="http://schemas.openxmlformats.org/drawingml/2006/main">
-                  <a:graphicData uri="http://schemas.microsoft.com/office/word/2010/wordprocessingInk">
-                    <mc:AlternateContent xmlns:a14="http://schemas.microsoft.com/office/drawing/2010/main">
-                      <mc:Choice Requires="a14">
-                        <w14:contentPart bwMode="clr" r:id="rId12">
-                          <w14:nvContentPartPr>
-                            <w14:cNvPr id="9" name="墨迹 9"/>
-                            <w14:cNvContentPartPr/>
-                          </w14:nvContentPartPr>
-                          <w14:xfrm>
-                            <a:off x="7336155" y="2626995"/>
-                            <a:ext cx="1172210" cy="941070"/>
-                          </w14:xfrm>
-                        </w14:contentPart>
-                      </mc:Choice>
-                    </mc:AlternateContent>
-                  </a:graphicData>
-                </a:graphic>
-              </wp:anchor>
-            </w:drawing>
-          </mc:Choice>
-          <mc:Fallback>
-            <w:pict>
-              <v:shape id="_x0000_s1026" o:spid="_x0000_s1026" o:spt="75" style="position:absolute;left:0pt;margin-left:487.65pt;margin-top:21.65pt;height:74.1pt;width:92.3pt;z-index:251663360;mso-width-relative:page;mso-height-relative:page;" coordsize="21600,21600" o:gfxdata="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">
-                <v:imagedata r:id="rId13" o:title=""/>
-                <o:lock v:ext="edit"/>
-              </v:shape>
-            </w:pict>
-          </mc:Fallback>
-        </mc:AlternateContent>
-      </w:r>
-      <w:r>
-        <w:rPr>
-          <w:rFonts w:hint="eastAsia" w:ascii="华文细黑" w:hAnsi="华文细黑" w:eastAsia="华文细黑" w:cs="华文细黑"/>
-          <w:sz w:val="22"/>
-        </w:rPr>
-        <mc:AlternateContent>
-          <mc:Choice Requires="wps">
-            <w:drawing>
-              <wp:anchor distT="0" distB="0" distL="114300" distR="114300" simplePos="0" relativeHeight="251662336" behindDoc="0" locked="0" layoutInCell="1" allowOverlap="1">
-                <wp:simplePos x="0" y="0"/>
-                <wp:positionH relativeFrom="column">
-                  <wp:posOffset>6289040</wp:posOffset>
-                </wp:positionH>
-                <wp:positionV relativeFrom="paragraph">
-                  <wp:posOffset>562610</wp:posOffset>
-                </wp:positionV>
-                <wp:extent cx="635" cy="635"/>
-                <wp:effectExtent l="12700" t="12700" r="24765" b="15240"/>
-                <wp:wrapNone/>
-                <wp:docPr id="8" name="墨迹 8"/>
-                <wp:cNvGraphicFramePr/>
-                <a:graphic xmlns:a="http://schemas.openxmlformats.org/drawingml/2006/main">
-                  <a:graphicData uri="http://schemas.microsoft.com/office/word/2010/wordprocessingInk">
-                    <mc:AlternateContent xmlns:a14="http://schemas.microsoft.com/office/drawing/2010/main">
-                      <mc:Choice Requires="a14">
-                        <w14:contentPart bwMode="clr" r:id="rId14">
-                          <w14:nvContentPartPr>
-                            <w14:cNvPr id="8" name="墨迹 8"/>
-                            <w14:cNvContentPartPr/>
-                          </w14:nvContentPartPr>
-                          <w14:xfrm>
-                            <a:off x="7432040" y="2914650"/>
-                            <a:ext cx="635" cy="635"/>
-                          </w14:xfrm>
-                        </w14:contentPart>
-                      </mc:Choice>
-                    </mc:AlternateContent>
-                  </a:graphicData>
-                </a:graphic>
-              </wp:anchor>
-            </w:drawing>
-          </mc:Choice>
-          <mc:Fallback>
-            <w:pict>
-              <v:shape id="_x0000_s1026" o:spid="_x0000_s1026" o:spt="75" style="position:absolute;left:0pt;margin-left:495.2pt;margin-top:44.3pt;height:0.05pt;width:0.05pt;z-index:251662336;mso-width-relative:page;mso-height-relative:page;" coordsize="21600,21600" o:gfxdata="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">
-                <v:imagedata r:id="rId11" o:title=""/>
-                <o:lock v:ext="edit"/>
-              </v:shape>
-            </w:pict>
-          </mc:Fallback>
-        </mc:AlternateContent>
-      </w:r>
-      <w:r>
-        <w:rPr>
-          <w:rFonts w:hint="eastAsia" w:ascii="华文细黑" w:hAnsi="华文细黑" w:eastAsia="华文细黑" w:cs="华文细黑"/>
-          <w:sz w:val="22"/>
-        </w:rPr>
-        <mc:AlternateContent>
-          <mc:Choice Requires="wps">
-            <w:drawing>
-              <wp:anchor distT="0" distB="0" distL="114300" distR="114300" simplePos="0" relativeHeight="251661312" behindDoc="0" locked="0" layoutInCell="1" allowOverlap="1">
-                <wp:simplePos x="0" y="0"/>
-                <wp:positionH relativeFrom="column">
-                  <wp:posOffset>6779895</wp:posOffset>
-                </wp:positionH>
-                <wp:positionV relativeFrom="paragraph">
-                  <wp:posOffset>1148715</wp:posOffset>
-                </wp:positionV>
-                <wp:extent cx="635" cy="635"/>
-                <wp:effectExtent l="12700" t="12700" r="24765" b="15240"/>
-                <wp:wrapNone/>
-                <wp:docPr id="7" name="墨迹 7"/>
-                <wp:cNvGraphicFramePr/>
-                <a:graphic xmlns:a="http://schemas.openxmlformats.org/drawingml/2006/main">
-                  <a:graphicData uri="http://schemas.microsoft.com/office/word/2010/wordprocessingInk">
-                    <mc:AlternateContent xmlns:a14="http://schemas.microsoft.com/office/drawing/2010/main">
-                      <mc:Choice Requires="a14">
-                        <w14:contentPart bwMode="clr" r:id="rId15">
-                          <w14:nvContentPartPr>
-                            <w14:cNvPr id="7" name="墨迹 7"/>
-                            <w14:cNvContentPartPr/>
-                          </w14:nvContentPartPr>
-                          <w14:xfrm>
-                            <a:off x="7922895" y="3500755"/>
-                            <a:ext cx="635" cy="635"/>
-                          </w14:xfrm>
-                        </w14:contentPart>
-                      </mc:Choice>
-                    </mc:AlternateContent>
-                  </a:graphicData>
-                </a:graphic>
-              </wp:anchor>
-            </w:drawing>
-          </mc:Choice>
-          <mc:Fallback>
-            <w:pict>
-              <v:shape id="_x0000_s1026" o:spid="_x0000_s1026" o:spt="75" style="position:absolute;left:0pt;margin-left:533.85pt;margin-top:90.45pt;height:0.05pt;width:0.05pt;z-index:251661312;mso-width-relative:page;mso-height-relative:page;" coordsize="21600,21600" o:gfxdata="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">
-                <v:imagedata r:id="rId11" o:title=""/>
-                <o:lock v:ext="edit"/>
-              </v:shape>
-            </w:pict>
-          </mc:Fallback>
-        </mc:AlternateContent>
-      </w:r>
-      <w:r>
-        <w:rPr>
-          <w:rFonts w:hint="eastAsia" w:ascii="华文细黑" w:hAnsi="华文细黑" w:eastAsia="华文细黑" w:cs="华文细黑"/>
-          <w:sz w:val="22"/>
-        </w:rPr>
-        <mc:AlternateContent>
-          <mc:Choice Requires="wps">
-            <w:drawing>
               <wp:anchor distT="0" distB="0" distL="114300" distR="114300" simplePos="0" relativeHeight="251660288" behindDoc="0" locked="0" layoutInCell="1" allowOverlap="1">
                 <wp:simplePos x="0" y="0"/>
                 <wp:positionH relativeFrom="column">
@@ -1039,7 +934,7 @@
                   <a:graphicData uri="http://schemas.microsoft.com/office/word/2010/wordprocessingInk">
                     <mc:AlternateContent xmlns:a14="http://schemas.microsoft.com/office/drawing/2010/main">
                       <mc:Choice Requires="a14">
-                        <w14:contentPart bwMode="clr" r:id="rId16">
+                        <w14:contentPart bwMode="clr" r:id="rId14">
                           <w14:nvContentPartPr>
                             <w14:cNvPr id="6" name="墨迹 6"/>
                             <w14:cNvContentPartPr/>
@@ -1059,7 +954,7 @@
           <mc:Fallback>
             <w:pict>
               <v:shape id="_x0000_s1026" o:spid="_x0000_s1026" o:spt="75" style="position:absolute;left:0pt;margin-left:520.6pt;margin-top:6.2pt;height:0.05pt;width:0.05pt;z-index:251660288;mso-width-relative:page;mso-height-relative:page;" coordsize="21600,21600" o:gfxdata="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">
-                <v:imagedata r:id="rId11" o:title=""/>
+                <v:imagedata r:id="rId15" o:title=""/>
                 <o:lock v:ext="edit"/>
               </v:shape>
             </w:pict>
@@ -1101,7 +996,7 @@
                     </pic:cNvPicPr>
                   </pic:nvPicPr>
                   <pic:blipFill>
-                    <a:blip r:embed="rId17"/>
+                    <a:blip r:embed="rId16"/>
                     <a:stretch>
                       <a:fillRect/>
                     </a:stretch>
@@ -1161,7 +1056,7 @@
                     </pic:cNvPicPr>
                   </pic:nvPicPr>
                   <pic:blipFill>
-                    <a:blip r:embed="rId18"/>
+                    <a:blip r:embed="rId17"/>
                     <a:stretch>
                       <a:fillRect/>
                     </a:stretch>
@@ -1221,7 +1116,7 @@
                     </pic:cNvPicPr>
                   </pic:nvPicPr>
                   <pic:blipFill>
-                    <a:blip r:embed="rId19"/>
+                    <a:blip r:embed="rId18"/>
                     <a:stretch>
                       <a:fillRect/>
                     </a:stretch>
@@ -2641,7 +2536,7 @@
                     </pic:cNvPicPr>
                   </pic:nvPicPr>
                   <pic:blipFill>
-                    <a:blip r:embed="rId20"/>
+                    <a:blip r:embed="rId19"/>
                     <a:stretch>
                       <a:fillRect/>
                     </a:stretch>
@@ -3285,21 +3180,20 @@
           <w:rFonts w:hint="eastAsia" w:ascii="华文细黑" w:hAnsi="华文细黑" w:eastAsia="华文细黑" w:cs="华文细黑"/>
         </w:rPr>
         <w:object>
-          <v:shape id="_x0000_i1026" o:spt="75" type="#_x0000_t75" style="height:90pt;width:90pt;" o:ole="t" filled="f" o:preferrelative="t" stroked="f" coordsize="21600,21600">
+          <v:shape id="_x0000_i1025" o:spt="75" type="#_x0000_t75" style="height:90pt;width:90pt;" o:ole="t" filled="f" o:preferrelative="t" stroked="f" coordsize="21600,21600">
+            <v:path/>
             <v:fill on="f" focussize="0,0"/>
             <v:stroke on="f"/>
-            <v:imagedata r:id="rId22" o:title="oleimage"/>
+            <v:imagedata r:id="rId21" o:title="oleimage"/>
             <o:lock v:ext="edit" aspectratio="t"/>
             <w10:wrap type="none"/>
             <w10:anchorlock/>
           </v:shape>
-          <o:OLEObject Type="Embed" ProgID="Package" ShapeID="_x0000_i1026" DrawAspect="Icon" ObjectID="_1468075725" r:id="rId21">
+          <o:OLEObject Type="Embed" ProgID="Package" ShapeID="_x0000_i1025" DrawAspect="Icon" ObjectID="_1468075725" r:id="rId20">
             <o:LockedField>false</o:LockedField>
           </o:OLEObject>
         </w:object>
       </w:r>
-      <w:bookmarkStart w:id="0" w:name="_GoBack"/>
-      <w:bookmarkEnd w:id="0"/>
     </w:p>
     <w:p>
       <w:pPr>
@@ -3866,27 +3760,10 @@
       </w:tabs>
       <w:ind w:firstLine="4800" w:firstLineChars="1500"/>
       <w:rPr>
-        <w:rFonts w:hint="eastAsia"/>
-        <w:sz w:val="32"/>
-        <w:szCs w:val="32"/>
-        <w:highlight w:val="yellow"/>
-        <w:lang w:eastAsia="zh-CN"/>
-      </w:rPr>
-    </w:pPr>
-  </w:p>
-  <w:p>
-    <w:pPr>
-      <w:pStyle w:val="26"/>
-      <w:tabs>
-        <w:tab w:val="center" w:pos="4320"/>
-        <w:tab w:val="clear" w:pos="4680"/>
-      </w:tabs>
-      <w:ind w:firstLine="4800" w:firstLineChars="1500"/>
-      <w:rPr>
         <w:rFonts w:hint="default"/>
         <w:sz w:val="32"/>
         <w:szCs w:val="32"/>
-        <w:highlight w:val="yellow"/>
+        <w:highlight w:val="darkGreen"/>
         <w:lang w:val="en-US" w:eastAsia="zh-CN"/>
       </w:rPr>
     </w:pPr>
@@ -3894,15 +3771,15 @@
       <w:rPr>
         <w:sz w:val="32"/>
         <w:szCs w:val="32"/>
-        <w:highlight w:val="yellow"/>
+        <w:highlight w:val="darkGreen"/>
       </w:rPr>
       <mc:AlternateContent>
         <mc:Choice Requires="wps">
           <w:drawing>
-            <wp:anchor distT="0" distB="0" distL="114300" distR="114300" simplePos="0" relativeHeight="251660288" behindDoc="0" locked="0" layoutInCell="1" allowOverlap="1">
+            <wp:anchor distT="0" distB="0" distL="114300" distR="114300" simplePos="0" relativeHeight="251661312" behindDoc="0" locked="0" layoutInCell="1" allowOverlap="1">
               <wp:simplePos x="0" y="0"/>
               <wp:positionH relativeFrom="margin">
-                <wp:align>left</wp:align>
+                <wp:posOffset>0</wp:posOffset>
               </wp:positionH>
               <wp:positionV relativeFrom="paragraph">
                 <wp:posOffset>0</wp:posOffset>
@@ -4030,7 +3907,7 @@
         </mc:Choice>
         <mc:Fallback>
           <w:pict>
-            <v:shape id="_x0000_s1026" o:spid="_x0000_s1026" o:spt="202" type="#_x0000_t202" style="position:absolute;left:0pt;margin-top:0pt;height:144pt;width:144pt;mso-position-horizontal:left;mso-position-horizontal-relative:margin;mso-wrap-style:none;z-index:251660288;mso-width-relative:page;mso-height-relative:page;" filled="f" stroked="f" coordsize="21600,21600" o:gfxdata="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">
+            <v:shape id="_x0000_s1026" o:spid="_x0000_s1026" o:spt="202" type="#_x0000_t202" style="position:absolute;left:0pt;margin-left:0pt;margin-top:0pt;height:144pt;width:144pt;mso-position-horizontal-relative:margin;mso-wrap-style:none;z-index:251661312;mso-width-relative:page;mso-height-relative:page;" filled="f" stroked="f" coordsize="21600,21600" o:gfxdata="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">
               <v:fill on="f" focussize="0,0"/>
               <v:stroke on="f" weight="0.5pt"/>
               <v:imagedata o:title=""/>
@@ -4121,7 +3998,7 @@
         <w:rFonts w:hint="default"/>
         <w:sz w:val="32"/>
         <w:szCs w:val="32"/>
-        <w:highlight w:val="yellow"/>
+        <w:highlight w:val="darkGreen"/>
         <w:lang w:val="en-US" w:eastAsia="zh-CN"/>
       </w:rPr>
       <w:t>4</w:t>
@@ -4139,7 +4016,7 @@
         <w:rFonts w:hint="default"/>
         <w:sz w:val="32"/>
         <w:szCs w:val="32"/>
-        <w:highlight w:val="yellow"/>
+        <w:highlight w:val="darkGreen"/>
         <w:lang w:val="en-US" w:eastAsia="zh-CN"/>
       </w:rPr>
     </w:pPr>
@@ -4156,7 +4033,7 @@
         <w:rFonts w:hint="default"/>
         <w:sz w:val="32"/>
         <w:szCs w:val="32"/>
-        <w:highlight w:val="yellow"/>
+        <w:highlight w:val="darkGreen"/>
         <w:lang w:val="en-US" w:eastAsia="zh-CN"/>
       </w:rPr>
     </w:pPr>
@@ -4165,7 +4042,7 @@
         <w:rFonts w:hint="default"/>
         <w:sz w:val="32"/>
         <w:szCs w:val="32"/>
-        <w:highlight w:val="yellow"/>
+        <w:highlight w:val="darkGreen"/>
         <w:lang w:val="en-US" w:eastAsia="zh-CN"/>
       </w:rPr>
       <w:t>5</w:t>
@@ -4183,10 +4060,12 @@
         <w:rFonts w:hint="default"/>
         <w:sz w:val="32"/>
         <w:szCs w:val="32"/>
-        <w:highlight w:val="yellow"/>
+        <w:highlight w:val="darkGreen"/>
         <w:lang w:val="en-US" w:eastAsia="zh-CN"/>
       </w:rPr>
     </w:pPr>
+    <w:bookmarkStart w:id="0" w:name="_GoBack"/>
+    <w:bookmarkEnd w:id="0"/>
   </w:p>
   <w:p>
     <w:pPr>
@@ -4200,7 +4079,7 @@
         <w:rFonts w:hint="default"/>
         <w:sz w:val="32"/>
         <w:szCs w:val="32"/>
-        <w:highlight w:val="yellow"/>
+        <w:highlight w:val="darkGreen"/>
         <w:lang w:val="en-US" w:eastAsia="zh-CN"/>
       </w:rPr>
     </w:pPr>
@@ -4209,7 +4088,7 @@
         <w:rFonts w:hint="default"/>
         <w:sz w:val="32"/>
         <w:szCs w:val="32"/>
-        <w:highlight w:val="yellow"/>
+        <w:highlight w:val="darkGreen"/>
         <w:lang w:val="en-US" w:eastAsia="zh-CN"/>
       </w:rPr>
       <w:t>6</w:t>
@@ -4236,20 +4115,10 @@
         <w:rFonts w:hint="eastAsia"/>
         <w:sz w:val="32"/>
         <w:szCs w:val="32"/>
-        <w:highlight w:val="yellow"/>
-        <w:lang w:eastAsia="zh-CN"/>
+        <w:highlight w:val="darkGreen"/>
+        <w:lang w:val="en-US" w:eastAsia="zh-CN"/>
       </w:rPr>
       <w:t>测试页眉</w:t>
-    </w:r>
-    <w:r>
-      <w:rPr>
-        <w:rFonts w:hint="eastAsia"/>
-        <w:sz w:val="32"/>
-        <w:szCs w:val="32"/>
-        <w:highlight w:val="yellow"/>
-        <w:lang w:eastAsia="zh-CN"/>
-      </w:rPr>
-      <w:tab/>
     </w:r>
   </w:p>
 </w:hdr>
@@ -16078,7 +15947,7 @@
           <inkml:channelProperty channel="F" name="resolution" value="0" units="1/dev"/>
         </inkml:channelProperties>
       </inkml:inkSource>
-      <inkml:timestamp xml:id="ts0" timeString="2026-10-28T08:15:53"/>
+      <inkml:timestamp xml:id="ts0" timeString="2026-10-30T15:25:21"/>
     </inkml:context>
     <inkml:brush xml:id="br0">
       <inkml:brushProperty name="width" value="0.0529194456206428" units="cm"/>
@@ -16087,7 +15956,7 @@
       <inkml:brushProperty name="ignorePressure" value="0"/>
     </inkml:brush>
   </inkml:definitions>
-  <inkml:trace contextRef="#ctx0" brushRef="#br0">8919.000 38390.000 767</inkml:trace>
+  <inkml:trace contextRef="#ctx0" brushRef="#br0">13269.000 6349.000 767,'-6.296'0.000'0,"-0.323"4.105"-4,-0.600 4.713 2,0.855-1.913 0,-1.358 0.833-1,1.981-2.129 0,-1.068 0.957 1,-7.650 7.673-3,-2.214 2.755-1,1.184-0.600 3,0.271 0.452 0,0.403-0.341-1,0.471-0.857 0,-1.006 1.079 0,2.301-2.214 3,2.512-2.272 4,1.720-2.198 1,1.488-2.452-2,1.636-2.185 5,-1.361 0.490 13,13.147-7.784-16,0.515 5.818-2,3.070 3.549-5,-3.197-2.386 1,0.836 0.861 0,0.816 0.913-1,0.752 1.222 0,0.664 1.356 1,-1.761-1.469 0,0.421 0.598 1,2.704 3.721-1,-0.079 1.170 0,-2.616-2.171 0,-0.233 1.039 0,1.075 3.019 1,0.070 0.996-1,-1.433-1.062 1,-0.495 1.211-1,0.464 3.587 1,-0.504 0.755-1,-0.696 0.379 0,-0.801 0.096 0,-0.555-0.396 0,-0.352-0.724 0,-0.476-0.926 2,-0.540-1.025 0,-0.560-1.331 1,-0.550-1.485 1,-0.515-1.502 1,-0.467-1.442 0,-0.151 1.543 0,-0.608-3.385 23,-0.447-3.157-31,-0.369-0.216 1,-1.290-14.918 9,1.492-0.425-1,4.204-9.899-4,-0.381 0.909-5,0.795-3.956 0,0.589-3.082-2,1.488-2.910 0,3.019-7.144-2,1.115-1.145 5,2.145-4.586-3,-0.550 2.896-1,0.784-1.256-1,3.164-7.080-1,1.205-1.207 0,8.239-18.536 1,0.124 1.533 5,-7.805 19.470 6,-0.791 2.258-5,4.506-11.498 0,-2.705 4.692 5,-6.817 16.224 2,-1.419 2.813 8,-0.711 2.596-4,-0.175 2.318-3,-0.352 2.271 0,-0.460 2.131 7,-0.774 1.930-3,-0.962 1.696-7,-0.768 1.708 0,-0.592 1.639 3,-0.724 1.533 0,-0.782 1.386-1,0.433-0.287 0,-0.454 2.261 0,-0.250 1.763-1,2.378-0.442 5,-0.996 6.131-7,-2.170 5.943 1,-0.710 0.283 0,2.364 0.765-2,-0.896-1.255-1,2.839 2.836-1,-2.577-2.451 1,0.351 0.759 0,0.265 0.260 0,0.190-0.107 0,0.900 0.661 1,0.097-0.114-2,-1.002-0.851 1,-0.452-0.094 0,-0.884-0.752 2,-0.134 0.008 0,1.137 1.129-1,0.003-0.556 1,2.288 2.561 1,-2.676-2.395-2,-0.151-0.027 0,-0.482-0.919 2,0.098-0.521-1,4.808 2.870-2,-2.732-3.345 2,0.940-0.380-1,0.155-0.735-1,1.164-0.381-1,1.219-0.377 1,1.201-0.358-1,-0.295-0.437 1,1.279-0.225-1,1.348-0.615 0,1.353-0.882 0,8.582-2.018-2,0.951-1.361 1,-4.550 0.155 0,0.382-0.563-1,0.427-0.192 1,0.439 0.081 1,0.122 0.013 1,-0.112-0.037 1,-0.530-0.093 0,-0.804-0.129-1,-0.961-0.126 1,-1.027-0.117 0,0.921-0.435 1,-1.306 0.459 1,0.911-0.126 2,-3.331 1.090-1,-3.336 1.075-1,-3.045 0.969 0,-2.603 0.821-1,0.147 0.641 1,-8.101 6.455 4,-0.671 1.370-1,-1.718 3.871-3,0.030-1.192-1,-1.861 3.715 0,-3.213 7.648-7,-2.014 5.759-2,-7.239 16.264-3,-4.410 7.965-4,0.356-0.276 2,-1.008 4.026 0,2.957-5.479 2,0.949-0.799 1,3.297-7.030 2,0.793-0.941 1,-0.732 4.071 4,1.857-2.284 0,1.727-2.268 10,1.555-2.148 6,1.641-2.245-8,1.626-2.209 1,1.536-1.537 3,1.403-0.985-4,1.241 1.622 1,1.066 3.400 2,1.129 13.156-6,1.742 1.968-6,1.502-8.068-3,1.804 3.345-1,2.495 3.979 0,2.865 4.240 5,5.574 17.375-3,1.965 0.007-3,-6.015-29.733 4,0.573-0.712 0,4.256 12.053-3,0.114-2.791 1,-0.272-3.308 8,-0.355-3.238 3,-0.397-3.038 4,-0.690-3.574 0,-0.868-3.789-5,-1.210-4.046-2,-1.400-4.038 9,0.867 1.671 3,-2.590-7.115-1,-2.293-6.189 35,-1.918-5.086-63,-0.126-1.598 16,-4.687-14.929 0,-0.706 0.895 10,-1.660 0.782 1,-3.980-0.724-3,0.587 1.264-5,-3.014-2.934-7,-1.606-2.458 0,-1.106-1.727 0,-0.705-1.130-1,1.131 0.952 0,-0.204-0.332 2,0.161 0.075 1,0.415 0.363-1,0.067 0.179 3,0.989 1.292-1,1.079 1.468 2,1.085 1.512-1,1.537 1.490 1,1.067 0.773 2,1.071 1.088 1,0.025 0.243-2,-0.669-0.419 10,-0.028 0.081-9,-0.060-0.556-3,-0.074-0.983-1,-0.085-1.240 1,-0.085-1.365-2,-0.430-2.433 1,0.147-1.618-2,0.220-1.463 1,0.540-0.184-1,0.032-1.317 1,0.826 0.758-1,0.301-1.406 0,0.165-1.095-1,0.061-0.823 3,-0.292-3.349 0,0.350-0.315-1,-0.276-2.402-1,-0.009 0.988 0,0.610 3.390 3,0.282 0.684-1,0.942 5.283 2,0.204 0.439-1,-0.244-3.532 3,0.366 1.208 0,0.340 1.064-1,0.308 0.911 0,-0.252-1.835 1,-0.296 1.793 1,0.282 3.624-2,0.031 0.545-1,-0.057-0.831 2,0.154 0.204 0,0.379 2.341-2,0.109-0.095 0,-0.243-1.433-1,-0.338-0.314 0,-0.177-0.017-1,-0.057 0.192 1,0.032 0.312 0,0.095 0.378-1,0.134 0.435 0,0.156 0.454 0,-0.069-1.562 3,0.273 1.144 0,0.245 1.159-1,0.209 1.073 1,0.669-3.343-1,1.686 2.835 0,1.709 0.328 2,-0.447 0.989-1,1.188-5.069-1,-2.287 3.081-2,-0.206-1.184-1,-0.344 1.333 0,0.212-0.590 0,0.370-1.617 0,-0.008-0.180 1,0.128-1.127-1,-0.219 0.378 1,-0.109-0.520 0,-0.349 0.776 0,-0.620 3.471 2,-0.156 0.352 0,1.068-4.799 1,-0.312 5.038 0,1.430-3.744 3,1.716 1.077-4,-0.259 4.052-1,2.585-0.687-1,1.974-0.069-1,-0.872 0.977 0,1.175-0.434 0,6.770-2.864-1,2.310-0.341 0,-5.022 2.421 0,0.293-0.031 1,4.807-1.671-1,0.898 0.102 0,-0.951 0.932 0,1.612 0.103 3,3.801-1.006 0,0.509-0.396-2,-5.433 1.829-1,-0.075 0.298 1,2.264-0.242 0,-0.746 0.671-1,-0.945 0.718 3,-1.043 0.722 1,-1.346 0.688 1,-1.497 0.633 0,-1.253 0.563 1,-1.019 0.487 0,-1.066 0.411 0,-1.046 0.335 2,1.195 0.269 0,-1.508 0.290-4,-3.086 0.129 1,-0.840 0.082 0,-0.730 0.049 0,4.697 0.281 2,-1.928 1.009-2,-1.439 1.145 0,0.668 0.612 0,-1.011-0.478-2,-1.812 0.573 0,0.682 2.158 0,1.512 2.697-1,-3.544-3.130 0,0.292 0.628 0,0.291 0.438 0,0.255 0.304-1,0.215 0.196 1,1.967 2.236-1,0.795 0.560 1,-1.306-1.848 1,0.154-0.069 0,0.057-0.121-1,-0.013-0.154-1,1.598 2.362 1,-0.205 0.894 1,0.443 2.098 2,-0.462 0.800-3,-0.478 0.580-1,-0.449 0.395 0,-0.248 1.752-1,1.586 6.256-1,1.989 7.402-1,-0.727-0.684-2,0.370 2.538 0,-0.211 1.682 0,-0.615 0.993 0,-0.613-0.108 0,-0.582-0.891-1,0.356 2.422 8,-0.578-2.270 3,-0.859-2.486-2,-0.994-2.486 2,-1.215-5.298 3,-0.357-2.068 0,-0.179-1.668-1,-0.043-1.304 0,-0.226-1.243 2,-0.347-1.140-1,-0.417-1.016-3,-0.444-0.875-2,-0.447-1.091 0,-0.424-1.192 2,-0.392-1.208-1,-0.175 1.782-1,-0.441-0.134 1,-0.392-2.775 2,-0.179-0.437-3,-0.142-1.248-1,-0.085 0.035 0,-0.095 2.452 0,-0.070 0.270 3,-0.021-1.212-3,-0.017-0.191 0,-0.004-0.299-1,0.004-0.362 0,-0.002 0.152 1,0.017-0.616 0,0.019-0.636 1,0.025-1.005 0,-0.059 6.816 1,0.100-6.465-1,-0.296 4.192 2,-1.712-3.649-4,-1.443-0.486 3,-0.021 0.018 2,-0.425 1.945-5,-0.625 2.413-3,2.163-5.232 3,-0.318 0.665 1,-0.855 1.545 0,-0.446 0.357-2,-0.386 0.405 0,-0.326 0.420 1,-0.291 0.129-1,-0.254-0.087 1,-1.618 2.811 0,-0.089 0.738 0,0.715-0.961 0,0.026 0.193 2,1.210-2.375-2,-0.366 0.495-1,-4.311 6.795 1,-0.895 0.152 2,2.566-4.593-3,-0.395 0.249 1,-1.510 1.771-1,-2.233 2.774 0,-4.179 5.680 1,-2.192 3.078-2,2.851-4.622-2,-1.432 0.921-1,1.347-2.193 0,-1.213 1.317 1,-7.642 8.870-1,-1.329 0.721 0,-0.804-0.035 4,-1.763 0.402-1,-2.359 0.693-3,-2.676 0.891 0,-2.771 0.991 1,-2.171 0.190 1,-1.638-0.388 2,-1.442-0.783 1,-1.234-1.026-3,10.436-8.934 0,-0.271-1.050 0,-16.919 9.207 4,0.504-1.646 1,10.178-7.464-1,-1.848-0.644 1,-8.156 1.959 6,-1.809-1.338-6,-7.002 0.918-3,0.938-1.923-2,7.836-3.808 0,1.745-1.318 1,2.122-1.405 1,2.294-1.400 3,2.000-1.613 5,1.696-1.689 1,1.707-1.404 0,1.634-1.135 1,1.764-1.149-1,1.774-1.105-4,1.673-1.022 0,1.523-0.915 0,1.368-0.794 1,1.193-0.672 0,1.011-0.552 1,0.837-0.443-2,-4.663-0.388 0,1.858-0.357-1,1.918-0.217 0,1.815-0.112-1,-0.410-0.090 2,1.769 0.026 0,8.938 0.226-1,0.684 0.032 0,-2.354-0.027 0,1.432 0.056 0,3.885 0.093-1,0.779 0.030 2,-0.947 0.010-1,1.159 0.037 1,1.078 0.031 0,-2.428-0.731 1,0.759-2.288 1,4.779-1.238-2,10.023 1.447 0,0.704 3.030-1,-0.154-0.156-1,0.055 0.000-2,1.334 5.022 1,-1.714-0.415-22,0.115 0.531 41,1.171 0.854-22,1.419 0.578 0,1.503 0.357 1,1.438 0.513-1,1.310 0.591 1,3.261 2.044-1,1.710 1.247 0,-4.123-2.565 1,1.646 1.153-1,1.712 1.335 0,1.702 1.422 0,8.357 5.638-1,2.518 1.285-2,-8.152-5.735 3,2.420 1.184-2,12.608 6.755-1,4.090 1.015 0,2.917-0.070-1,1.945-0.839 0,18.632 5.623-4,-1.618-3.527 1,-22.167-9.823 4,2.033-0.701 5,20.194 3.714 4,-1.089-2.585 4,-12.047-4.668-10,1.360-1.711-1,6.587-1.005 0,-1.169-1.805 10,-19.581-2.650-5,-0.771-0.893-2,17.098-1.084-2,-0.853-1.738 3,-17.238-0.949 5,0.806-1.710 0,11.807-3.678 4,-1.688-1.677-10,-2.814-1.321-2,-3.484-1.005 0,-3.798-0.733 1,2.877-4.227-1,-5.809-0.872 5,-10.135 3.875 9,-3.357 0.944-4,-1.423-0.280-1,-3.263 1.273 4,-5.042 3.226-4,-1.721 0.607 19,-0.085-1.267-21,-1.642 0.782 1,-1.302 0.477-2,-1.372 0.902 3,-1.116 0.832-5,-0.042-2.921 0,-0.102 2.840 3,2.127-2.084-1,-0.180 2.821-4,0.293-0.416 1,0.570-2.382 0,-0.464-3.698-2,-2.469 4.637 0,-0.252-0.406 1,-0.125-1.533 0,-0.302-0.569-1,-0.413 1.797 1,-0.149-0.367 0,-0.055-2.629 1,-0.178 0.054-1,-0.429 1.164 0,-0.558-0.105 0,-0.545-1.049 1,-0.241 0.403 0,-0.662-0.488 0,-0.570 0.759 0,0.505 3.157 0,-0.364-0.035 1,-0.178 0.003 0,-0.036 0.031 0,-0.471-0.792 0,-0.077 0.311-2,-0.072 0.387 1,-0.460-0.223-1,-0.710-0.650 2,-0.552-0.359-1,-0.412-0.131 0,-0.318-0.250-1,-0.234-0.319-1,-0.423-0.094 1,-0.539 0.066 0,-0.311 0.466 1,-0.136 0.724 0,-1.909-0.541-1,0.221 1.478 0,2.092 2.261 1,0.260 0.863 1,0.224 0.785 1,0.186 0.690 0,0.173 0.330 0,0.158 0.060 0,0.116 0.123 0,0.078 0.162-2,-5.649-0.869 1,4.109 1.216-1,0.426 0.292 0,0.511 0.245 0,-4.036 0.268 0,4.202 0.957 0,2.352 4.057 3,10.549 1.198 0,2.259-0.849-3,-3.336-0.742-2,5.320 4.766-2,3.595 3.040-1,7.831 6.778-3,2.354 2.250 0,-1.014-1.173 0,1.273 0.491 1,-7.339-6.620 2,1.516 0.409 0,16.706 9.808 2,2.023-1.154 1,-11.217-7.875 1,-0.022-1.086-2,7.675 1.817-1,-0.281-2.414 0,-1.170-2.072 3,-1.703-1.720 5,-1.632-1.732 2,-1.486-1.643-5,-9.738-2.730 0,-0.042-0.610 3,12.783 0.385 3,0.247-1.224-3,-12.629-1.152-2,0.016-0.288-2,9.583-0.241 0,-0.113-0.389-3,-3.157-0.484 1,0.142-0.607 3,5.864-0.874 1,-1.243-0.231-4,-12.475 0.749 2,-0.468-0.216 0,9.299-1.476-1,-2.694 0.012 3,-8.467 1.064 0,-1.420 0.163 0,1.553-0.424 1,-2.721 0.117-1,-2.585 0.070 4,-2.332 0.032 0,1.937-2.321 3,-6.589-1.408-5</inkml:trace>
 </inkml:ink>
 </file>
 
@@ -16121,64 +15990,6 @@
 </file>
 
 <file path=word/ink/ink3.xml><?xml version="1.0" encoding="utf-8"?>
-<inkml:ink xmlns:inkml="http://www.w3.org/2003/InkML">
-  <inkml:definitions>
-    <inkml:context xml:id="ctx0">
-      <inkml:inkSource xml:id="inkSrc0">
-        <inkml:traceFormat>
-          <inkml:channel name="X" type="integer" units="cm"/>
-          <inkml:channel name="Y" type="integer" units="cm"/>
-          <inkml:channel name="F" type="integer" max="1023" units="dev"/>
-        </inkml:traceFormat>
-        <inkml:channelProperties>
-          <inkml:channelProperty channel="X" name="resolution" value="28.3464566929134" units="1/cm"/>
-          <inkml:channelProperty channel="Y" name="resolution" value="28.3464566929134" units="1/cm"/>
-          <inkml:channelProperty channel="F" name="resolution" value="0" units="1/dev"/>
-        </inkml:channelProperties>
-      </inkml:inkSource>
-      <inkml:timestamp xml:id="ts0" timeString="2026-10-28T08:14:37"/>
-    </inkml:context>
-    <inkml:brush xml:id="br0">
-      <inkml:brushProperty name="width" value="0.0529194456206428" units="cm"/>
-      <inkml:brushProperty name="height" value="0.0529194456206428" units="cm"/>
-      <inkml:brushProperty name="color" value="#f80600"/>
-      <inkml:brushProperty name="ignorePressure" value="0"/>
-    </inkml:brush>
-  </inkml:definitions>
-  <inkml:trace contextRef="#ctx0" brushRef="#br0">12657.000 37119.000 767</inkml:trace>
-</inkml:ink>
-</file>
-
-<file path=word/ink/ink4.xml><?xml version="1.0" encoding="utf-8"?>
-<inkml:ink xmlns:inkml="http://www.w3.org/2003/InkML">
-  <inkml:definitions>
-    <inkml:context xml:id="ctx0">
-      <inkml:inkSource xml:id="inkSrc0">
-        <inkml:traceFormat>
-          <inkml:channel name="X" type="integer" units="cm"/>
-          <inkml:channel name="Y" type="integer" units="cm"/>
-          <inkml:channel name="F" type="integer" max="1023" units="dev"/>
-        </inkml:traceFormat>
-        <inkml:channelProperties>
-          <inkml:channelProperty channel="X" name="resolution" value="28.3464566929134" units="1/cm"/>
-          <inkml:channelProperty channel="Y" name="resolution" value="28.3464566929134" units="1/cm"/>
-          <inkml:channelProperty channel="F" name="resolution" value="0" units="1/dev"/>
-        </inkml:channelProperties>
-      </inkml:inkSource>
-      <inkml:timestamp xml:id="ts0" timeString="2026-10-28T08:14:26"/>
-    </inkml:context>
-    <inkml:brush xml:id="br0">
-      <inkml:brushProperty name="width" value="0.0529194456206428" units="cm"/>
-      <inkml:brushProperty name="height" value="0.0529194456206428" units="cm"/>
-      <inkml:brushProperty name="color" value="#f80600"/>
-      <inkml:brushProperty name="ignorePressure" value="0"/>
-    </inkml:brush>
-  </inkml:definitions>
-  <inkml:trace contextRef="#ctx0" brushRef="#br0">13430.000 38042.000 767</inkml:trace>
-</inkml:ink>
-</file>
-
-<file path=word/ink/ink5.xml><?xml version="1.0" encoding="utf-8"?>
 <inkml:ink xmlns:inkml="http://www.w3.org/2003/InkML">
   <inkml:definitions>
     <inkml:context xml:id="ctx0">
@@ -16536,7 +16347,7 @@
 </file>
 
 <file path=customXml/item2.xml><?xml version="1.0" encoding="utf-8"?>
-<b:Sources xmlns:b="http://schemas.openxmlformats.org/officeDocument/2006/bibliography" xmlns="http://schemas.openxmlformats.org/officeDocument/2006/bibliography" SelectedStyle="/APA.XSL" StyleName="APA"/>
+<b:Sources xmlns:b="http://schemas.openxmlformats.org/officeDocument/2006/bibliography" xmlns="http://schemas.openxmlformats.org/officeDocument/2006/bibliography" StyleName="APA" SelectedStyle="/APA.XSL"/>
 </file>
 
 <file path=customXml/itemProps1.xml><?xml version="1.0" encoding="utf-8"?>
